--- a/Manuais/Aulas/Aula-38/What is there in the-picture.docx
+++ b/Manuais/Aulas/Aula-38/What is there in the-picture.docx
@@ -58,12 +58,284 @@
     </w:p>
     <w:p>
       <w:pPr>
+        <w:jc w:val="center"/>
         <w:rPr>
           <w:lang w:val="en-US"/>
         </w:rPr>
       </w:pPr>
       <w:bookmarkStart w:id="0" w:name="_GoBack"/>
+      <w:r>
+        <w:rPr>
+          <w:lang w:val="en-US"/>
+        </w:rPr>
+        <w:pict>
+          <v:shapetype id="_x0000_t75" coordsize="21600,21600" o:spt="75" o:preferrelative="t" path="m@4@5l@4@11@9@11@9@5xe" filled="f" stroked="f">
+            <v:stroke joinstyle="miter"/>
+            <v:formulas>
+              <v:f eqn="if lineDrawn pixelLineWidth 0"/>
+              <v:f eqn="sum @0 1 0"/>
+              <v:f eqn="sum 0 0 @1"/>
+              <v:f eqn="prod @2 1 2"/>
+              <v:f eqn="prod @3 21600 pixelWidth"/>
+              <v:f eqn="prod @3 21600 pixelHeight"/>
+              <v:f eqn="sum @0 0 1"/>
+              <v:f eqn="prod @6 1 2"/>
+              <v:f eqn="prod @7 21600 pixelWidth"/>
+              <v:f eqn="sum @8 21600 0"/>
+              <v:f eqn="prod @7 21600 pixelHeight"/>
+              <v:f eqn="sum @10 21600 0"/>
+            </v:formulas>
+            <v:path o:extrusionok="f" gradientshapeok="t" o:connecttype="rect"/>
+            <o:lock v:ext="edit" aspectratio="t"/>
+          </v:shapetype>
+          <v:shape id="_x0000_i1033" type="#_x0000_t75" style="width:412.5pt;height:412.5pt">
+            <v:imagedata r:id="rId4" o:title="living room"/>
+          </v:shape>
+        </w:pict>
+      </w:r>
       <w:bookmarkEnd w:id="0"/>
+    </w:p>
+    <w:p>
+      <w:pPr>
+        <w:rPr>
+          <w:lang w:val="en-US"/>
+        </w:rPr>
+      </w:pPr>
+    </w:p>
+    <w:p>
+      <w:pPr>
+        <w:rPr>
+          <w:lang w:val="en-US"/>
+        </w:rPr>
+      </w:pPr>
+    </w:p>
+    <w:p>
+      <w:pPr>
+        <w:rPr>
+          <w:lang w:val="en-US"/>
+        </w:rPr>
+      </w:pPr>
+    </w:p>
+    <w:p>
+      <w:pPr>
+        <w:rPr>
+          <w:lang w:val="en-US"/>
+        </w:rPr>
+      </w:pPr>
+    </w:p>
+    <w:p>
+      <w:pPr>
+        <w:rPr>
+          <w:lang w:val="en-US"/>
+        </w:rPr>
+      </w:pPr>
+    </w:p>
+    <w:p>
+      <w:pPr>
+        <w:rPr>
+          <w:lang w:val="en-US"/>
+        </w:rPr>
+      </w:pPr>
+    </w:p>
+    <w:p>
+      <w:pPr>
+        <w:rPr>
+          <w:lang w:val="en-US"/>
+        </w:rPr>
+      </w:pPr>
+    </w:p>
+    <w:p>
+      <w:pPr>
+        <w:tabs>
+          <w:tab w:val="left" w:pos="1800"/>
+        </w:tabs>
+        <w:rPr>
+          <w:lang w:val="en-US"/>
+        </w:rPr>
+      </w:pPr>
+      <w:r>
+        <w:rPr>
+          <w:lang w:val="en-US"/>
+        </w:rPr>
+        <w:lastRenderedPageBreak/>
+        <w:tab/>
+      </w:r>
+    </w:p>
+    <w:p>
+      <w:pPr>
+        <w:tabs>
+          <w:tab w:val="left" w:pos="1800"/>
+        </w:tabs>
+        <w:jc w:val="center"/>
+        <w:rPr>
+          <w:lang w:val="en-US"/>
+        </w:rPr>
+      </w:pPr>
+      <w:r>
+        <w:rPr>
+          <w:lang w:val="en-US"/>
+        </w:rPr>
+        <w:pict>
+          <v:shape id="_x0000_i1034" type="#_x0000_t75" style="width:431.25pt;height:431.25pt">
+            <v:imagedata r:id="rId5" o:title="dining-room"/>
+          </v:shape>
+        </w:pict>
+      </w:r>
+    </w:p>
+    <w:p>
+      <w:pPr>
+        <w:rPr>
+          <w:lang w:val="en-US"/>
+        </w:rPr>
+      </w:pPr>
+    </w:p>
+    <w:p>
+      <w:pPr>
+        <w:rPr>
+          <w:lang w:val="en-US"/>
+        </w:rPr>
+      </w:pPr>
+    </w:p>
+    <w:p>
+      <w:pPr>
+        <w:rPr>
+          <w:lang w:val="en-US"/>
+        </w:rPr>
+      </w:pPr>
+    </w:p>
+    <w:p>
+      <w:pPr>
+        <w:tabs>
+          <w:tab w:val="left" w:pos="2670"/>
+        </w:tabs>
+        <w:jc w:val="center"/>
+        <w:rPr>
+          <w:lang w:val="en-US"/>
+        </w:rPr>
+      </w:pPr>
+      <w:r>
+        <w:rPr>
+          <w:lang w:val="en-US"/>
+        </w:rPr>
+        <w:lastRenderedPageBreak/>
+        <w:pict>
+          <v:shape id="_x0000_i1049" type="#_x0000_t75" style="width:357.75pt;height:384.75pt">
+            <v:imagedata r:id="rId6" o:title="bedroom-furniture"/>
+          </v:shape>
+        </w:pict>
+      </w:r>
+    </w:p>
+    <w:p>
+      <w:pPr>
+        <w:rPr>
+          <w:lang w:val="en-US"/>
+        </w:rPr>
+      </w:pPr>
+    </w:p>
+    <w:p>
+      <w:pPr>
+        <w:rPr>
+          <w:lang w:val="en-US"/>
+        </w:rPr>
+      </w:pPr>
+    </w:p>
+    <w:p>
+      <w:pPr>
+        <w:rPr>
+          <w:lang w:val="en-US"/>
+        </w:rPr>
+      </w:pPr>
+    </w:p>
+    <w:p>
+      <w:pPr>
+        <w:rPr>
+          <w:lang w:val="en-US"/>
+        </w:rPr>
+      </w:pPr>
+    </w:p>
+    <w:p>
+      <w:pPr>
+        <w:rPr>
+          <w:lang w:val="en-US"/>
+        </w:rPr>
+      </w:pPr>
+    </w:p>
+    <w:p>
+      <w:pPr>
+        <w:rPr>
+          <w:lang w:val="en-US"/>
+        </w:rPr>
+      </w:pPr>
+    </w:p>
+    <w:p>
+      <w:pPr>
+        <w:tabs>
+          <w:tab w:val="left" w:pos="2430"/>
+        </w:tabs>
+        <w:rPr>
+          <w:lang w:val="en-US"/>
+        </w:rPr>
+      </w:pPr>
+      <w:r>
+        <w:rPr>
+          <w:lang w:val="en-US"/>
+        </w:rPr>
+        <w:lastRenderedPageBreak/>
+        <w:pict>
+          <v:shape id="_x0000_i1044" type="#_x0000_t75" style="width:468pt;height:351pt">
+            <v:imagedata r:id="rId7" o:title="things-in-a-classroom"/>
+          </v:shape>
+        </w:pict>
+      </w:r>
+    </w:p>
+    <w:p>
+      <w:pPr>
+        <w:rPr>
+          <w:lang w:val="en-US"/>
+        </w:rPr>
+      </w:pPr>
+    </w:p>
+    <w:p>
+      <w:pPr>
+        <w:rPr>
+          <w:lang w:val="en-US"/>
+        </w:rPr>
+      </w:pPr>
+    </w:p>
+    <w:p>
+      <w:pPr>
+        <w:rPr>
+          <w:lang w:val="en-US"/>
+        </w:rPr>
+      </w:pPr>
+    </w:p>
+    <w:p>
+      <w:pPr>
+        <w:rPr>
+          <w:lang w:val="en-US"/>
+        </w:rPr>
+      </w:pPr>
+    </w:p>
+    <w:p>
+      <w:pPr>
+        <w:tabs>
+          <w:tab w:val="left" w:pos="4020"/>
+        </w:tabs>
+        <w:rPr>
+          <w:lang w:val="en-US"/>
+        </w:rPr>
+      </w:pPr>
+      <w:r>
+        <w:rPr>
+          <w:lang w:val="en-US"/>
+        </w:rPr>
+        <w:lastRenderedPageBreak/>
+        <w:pict>
+          <v:shape id="_x0000_i1045" type="#_x0000_t75" style="width:467.25pt;height:364.5pt">
+            <v:imagedata r:id="rId8" o:title="things-in-a-classroom-2"/>
+          </v:shape>
+        </w:pict>
+      </w:r>
     </w:p>
     <w:sectPr>
       <w:pgSz w:w="12240" w:h="15840"/>
